--- a/templates/court-letters/Ltr to client enclosing sworn affidavit .docx
+++ b/templates/court-letters/Ltr to client enclosing sworn affidavit .docx
@@ -1013,7 +1013,7 @@
           <w:b/>
           <w:caps/>
         </w:rPr>
-        <w:t>NaTALIE QUIRKE</w:t>
+        <w:t>NEW GEN AUTOMATION</w:t>
       </w:r>
     </w:p>
     <w:p>
@@ -1043,7 +1043,7 @@
           <w:rPr>
             <w:rStyle w:val="Hyperlink"/>
           </w:rPr>
-          <w:t>natalie@nataliequirke.co.nz</w:t>
+          <w:t>hello@newgenautomation.nz</w:t>
         </w:r>
       </w:hyperlink>
       <w:r>
@@ -1354,7 +1354,7 @@
         <w:sz w:val="52"/>
         <w:szCs w:val="52"/>
       </w:rPr>
-      <w:t xml:space="preserve">Natalie Quirke </w:t>
+      <w:t xml:space="preserve">NEW GEN AUTOMATION </w:t>
     </w:r>
     <w:r>
       <w:rPr>
@@ -1435,7 +1435,7 @@
                               <w:sz w:val="14"/>
                               <w:lang w:val="en-NZ" w:eastAsia="en-NZ"/>
                             </w:rPr>
-                            <w:t xml:space="preserve">PO Box 25 977 </w:t>
+                            <w:t xml:space="preserve">Auckland 1010 </w:t>
                           </w:r>
                         </w:p>
                         <w:p>
@@ -1455,7 +1455,7 @@
                               <w:sz w:val="14"/>
                               <w:lang w:val="en-NZ" w:eastAsia="en-NZ"/>
                             </w:rPr>
-                            <w:t>St Heliers 1070</w:t>
+                            <w:t>Auckland 1010</w:t>
                           </w:r>
                         </w:p>
                         <w:p>
@@ -1534,7 +1534,7 @@
                               <w:sz w:val="14"/>
                               <w:lang w:val="en-NZ" w:eastAsia="en-NZ"/>
                             </w:rPr>
-                            <w:t>natalie@nataliequirke.co.nz</w:t>
+                            <w:t>hello@newgenautomation.nz</w:t>
                           </w:r>
                         </w:p>
                         <w:p>
@@ -1665,7 +1665,7 @@
                         <w:sz w:val="14"/>
                         <w:lang w:val="en-NZ" w:eastAsia="en-NZ"/>
                       </w:rPr>
-                      <w:t xml:space="preserve">PO Box 25 977 </w:t>
+                      <w:t xml:space="preserve">Auckland 1010 </w:t>
                     </w:r>
                   </w:p>
                   <w:p>
@@ -1685,7 +1685,7 @@
                         <w:sz w:val="14"/>
                         <w:lang w:val="en-NZ" w:eastAsia="en-NZ"/>
                       </w:rPr>
-                      <w:t>St Heliers 1070</w:t>
+                      <w:t>Auckland 1010</w:t>
                     </w:r>
                   </w:p>
                   <w:p>
@@ -1764,7 +1764,7 @@
                         <w:sz w:val="14"/>
                         <w:lang w:val="en-NZ" w:eastAsia="en-NZ"/>
                       </w:rPr>
-                      <w:t>natalie@nataliequirke.co.nz</w:t>
+                      <w:t>hello@newgenautomation.nz</w:t>
                     </w:r>
                   </w:p>
                   <w:p>

--- a/templates/court-letters/Ltr to client enclosing sworn affidavit .docx
+++ b/templates/court-letters/Ltr to client enclosing sworn affidavit .docx
@@ -1043,7 +1043,7 @@
           <w:rPr>
             <w:rStyle w:val="Hyperlink"/>
           </w:rPr>
-          <w:t>hello@newgenautomation.nz</w:t>
+          <w:t>will@newgenbusiness.nz</w:t>
         </w:r>
       </w:hyperlink>
       <w:r>
@@ -1477,7 +1477,7 @@
                               <w:sz w:val="14"/>
                               <w:lang w:val="en-NZ" w:eastAsia="en-NZ"/>
                             </w:rPr>
-                            <w:t>Tel:  (09) 575 6757</w:t>
+                            <w:t>Tel: (09) 235 5523</w:t>
                           </w:r>
                         </w:p>
                         <w:p>
@@ -1505,7 +1505,7 @@
                               <w:sz w:val="14"/>
                               <w:lang w:val="en-NZ" w:eastAsia="en-NZ"/>
                             </w:rPr>
-                            <w:t>Mob: 0274 944 411</w:t>
+                            <w:t>Mob: 027 230 5006</w:t>
                           </w:r>
                         </w:p>
                         <w:p>
@@ -1534,7 +1534,7 @@
                               <w:sz w:val="14"/>
                               <w:lang w:val="en-NZ" w:eastAsia="en-NZ"/>
                             </w:rPr>
-                            <w:t>hello@newgenautomation.nz</w:t>
+                            <w:t>will@newgenbusiness.nz</w:t>
                           </w:r>
                         </w:p>
                         <w:p>
@@ -1707,7 +1707,7 @@
                         <w:sz w:val="14"/>
                         <w:lang w:val="en-NZ" w:eastAsia="en-NZ"/>
                       </w:rPr>
-                      <w:t>Tel:  (09) 575 6757</w:t>
+                      <w:t>Tel: (09) 235 5523</w:t>
                     </w:r>
                   </w:p>
                   <w:p>
@@ -1735,7 +1735,7 @@
                         <w:sz w:val="14"/>
                         <w:lang w:val="en-NZ" w:eastAsia="en-NZ"/>
                       </w:rPr>
-                      <w:t>Mob: 0274 944 411</w:t>
+                      <w:t>Mob: 027 230 5006</w:t>
                     </w:r>
                   </w:p>
                   <w:p>
@@ -1764,7 +1764,7 @@
                         <w:sz w:val="14"/>
                         <w:lang w:val="en-NZ" w:eastAsia="en-NZ"/>
                       </w:rPr>
-                      <w:t>hello@newgenautomation.nz</w:t>
+                      <w:t>will@newgenbusiness.nz</w:t>
                     </w:r>
                   </w:p>
                   <w:p>
